--- a/docs/installation/Install-PostgreSQL-as-service.docx
+++ b/docs/installation/Install-PostgreSQL-as-service.docx
@@ -75,23 +75,7 @@
           <w:sz w:val="28"/>
           <w:szCs w:val="28"/>
         </w:rPr>
-        <w:t xml:space="preserve">PostgreSql </w:t>
-      </w:r>
-      <w:r>
-        <w:rPr>
-          <w:rFonts w:ascii="Times New Roman" w:hAnsi="Times New Roman"/>
-          <w:sz w:val="28"/>
-          <w:szCs w:val="28"/>
-        </w:rPr>
-        <w:t xml:space="preserve">Installation </w:t>
-      </w:r>
-      <w:r>
-        <w:rPr>
-          <w:rFonts w:ascii="Times New Roman" w:hAnsi="Times New Roman"/>
-          <w:sz w:val="28"/>
-          <w:szCs w:val="28"/>
-        </w:rPr>
-        <w:t>on Windows</w:t>
+        <w:t>PostgreSql Installation on Windows</w:t>
       </w:r>
     </w:p>
     <w:p>
@@ -268,6 +252,697 @@
           <w:szCs w:val="28"/>
         </w:rPr>
         <w:t>Postgresql automatically installs as a Windows service.</w:t>
+      </w:r>
+    </w:p>
+    <w:p>
+      <w:pPr>
+        <w:pStyle w:val="BodyText"/>
+        <w:bidi w:val="0"/>
+        <w:jc w:val="start"/>
+        <w:rPr>
+          <w:rFonts w:ascii="Times New Roman" w:hAnsi="Times New Roman"/>
+          <w:sz w:val="28"/>
+          <w:szCs w:val="28"/>
+        </w:rPr>
+      </w:pPr>
+      <w:r>
+        <w:rPr/>
+        <w:t xml:space="preserve">Add </w:t>
+      </w:r>
+      <w:r>
+        <w:rPr>
+          <w:sz w:val="28"/>
+          <w:szCs w:val="28"/>
+        </w:rPr>
+        <w:t>C:\Program Files\PostgreSql\bin</w:t>
+      </w:r>
+      <w:r>
+        <w:rPr>
+          <w:rFonts w:ascii="Consolas;Courier New;monospace" w:hAnsi="Consolas;Courier New;monospace"/>
+          <w:b w:val="false"/>
+          <w:color w:val="3B3B3B"/>
+          <w:sz w:val="27"/>
+          <w:shd w:fill="FFFFFF" w:val="clear"/>
+        </w:rPr>
+        <w:t xml:space="preserve"> to system </w:t>
+      </w:r>
+      <w:r>
+        <w:rPr>
+          <w:rFonts w:ascii="Consolas;Courier New;monospace" w:hAnsi="Consolas;Courier New;monospace"/>
+          <w:b w:val="false"/>
+          <w:color w:val="000000"/>
+          <w:sz w:val="27"/>
+          <w:shd w:fill="FFFFFF" w:val="clear"/>
+        </w:rPr>
+        <w:t>PATH</w:t>
+      </w:r>
+    </w:p>
+    <w:p>
+      <w:pPr>
+        <w:pStyle w:val="BodyText"/>
+        <w:bidi w:val="0"/>
+        <w:jc w:val="start"/>
+        <w:rPr>
+          <w:rFonts w:ascii="Times New Roman" w:hAnsi="Times New Roman"/>
+          <w:sz w:val="28"/>
+          <w:szCs w:val="28"/>
+        </w:rPr>
+      </w:pPr>
+      <w:r>
+        <w:rPr>
+          <w:rFonts w:ascii="Google Sans;Arial;sans-serif" w:hAnsi="Google Sans;Arial;sans-serif"/>
+          <w:b w:val="false"/>
+          <w:strike w:val="false"/>
+          <w:dstrike w:val="false"/>
+          <w:color w:val="000000"/>
+          <w:sz w:val="24"/>
+          <w:szCs w:val="28"/>
+          <w:u w:val="none"/>
+          <w:effect w:val="none"/>
+          <w:shd w:fill="FFFFFF" w:val="clear"/>
+        </w:rPr>
+        <w:t>From pgAdmin 4 GUI:</w:t>
+      </w:r>
+    </w:p>
+    <w:p>
+      <w:pPr>
+        <w:pStyle w:val="BodyText"/>
+        <w:bidi w:val="0"/>
+        <w:jc w:val="start"/>
+        <w:rPr>
+          <w:rFonts w:ascii="Arial" w:hAnsi="Arial"/>
+          <w:b w:val="false"/>
+          <w:strike w:val="false"/>
+          <w:dstrike w:val="false"/>
+          <w:color w:val="000000"/>
+          <w:sz w:val="24"/>
+          <w:szCs w:val="28"/>
+          <w:u w:val="none"/>
+          <w:effect w:val="none"/>
+          <w:shd w:fill="FFFFFF" w:val="clear"/>
+        </w:rPr>
+      </w:pPr>
+      <w:r>
+        <w:rPr>
+          <w:rFonts w:ascii="Arial" w:hAnsi="Arial"/>
+          <w:b w:val="false"/>
+          <w:strike w:val="false"/>
+          <w:dstrike w:val="false"/>
+          <w:color w:val="000000"/>
+          <w:sz w:val="24"/>
+          <w:szCs w:val="28"/>
+          <w:u w:val="none"/>
+          <w:effect w:val="none"/>
+          <w:shd w:fill="FFFFFF" w:val="clear"/>
+        </w:rPr>
+        <w:t xml:space="preserve">Right-click your server </w:t>
+      </w:r>
+      <w:r>
+        <w:rPr>
+          <w:rFonts w:ascii="Arial" w:hAnsi="Arial"/>
+          <w:b w:val="false"/>
+          <w:strike w:val="false"/>
+          <w:dstrike w:val="false"/>
+          <w:color w:val="000000"/>
+          <w:sz w:val="24"/>
+          <w:szCs w:val="24"/>
+          <w:u w:val="none"/>
+          <w:effect w:val="none"/>
+          <w:shd w:fill="FFFFFF" w:val="clear"/>
+        </w:rPr>
+        <w:t>(PostgreSql 18)</w:t>
+      </w:r>
+      <w:r>
+        <w:rPr>
+          <w:rFonts w:ascii="Arial" w:hAnsi="Arial"/>
+          <w:b w:val="false"/>
+          <w:strike w:val="false"/>
+          <w:dstrike w:val="false"/>
+          <w:color w:val="000000"/>
+          <w:sz w:val="24"/>
+          <w:szCs w:val="24"/>
+          <w:u w:val="none"/>
+          <w:effect w:val="none"/>
+          <w:shd w:fill="FFFFFF" w:val="clear"/>
+        </w:rPr>
+        <w:t xml:space="preserve"> </w:t>
+      </w:r>
+      <w:r>
+        <w:rPr>
+          <w:rFonts w:ascii="Arial" w:hAnsi="Arial"/>
+          <w:b w:val="false"/>
+          <w:strike w:val="false"/>
+          <w:dstrike w:val="false"/>
+          <w:color w:val="000000"/>
+          <w:sz w:val="24"/>
+          <w:szCs w:val="28"/>
+          <w:u w:val="none"/>
+          <w:effect w:val="none"/>
+          <w:shd w:fill="FFFFFF" w:val="clear"/>
+        </w:rPr>
+        <w:t>in the left-hand Browser tree.</w:t>
+      </w:r>
+    </w:p>
+    <w:p>
+      <w:pPr>
+        <w:pStyle w:val="BodyText"/>
+        <w:numPr>
+          <w:ilvl w:val="0"/>
+          <w:numId w:val="2"/>
+        </w:numPr>
+        <w:pBdr/>
+        <w:tabs>
+          <w:tab w:val="clear" w:pos="709"/>
+          <w:tab w:val="left" w:pos="0" w:leader="none"/>
+        </w:tabs>
+        <w:spacing w:before="0" w:after="0"/>
+        <w:ind w:hanging="283" w:start="720" w:end="0"/>
+        <w:rPr>
+          <w:color w:val="000000"/>
+          <w:szCs w:val="28"/>
+          <w:shd w:fill="FFFFFF" w:val="clear"/>
+        </w:rPr>
+      </w:pPr>
+      <w:r>
+        <w:rPr>
+          <w:rFonts w:ascii="Arial" w:hAnsi="Arial"/>
+          <w:b w:val="false"/>
+          <w:strike w:val="false"/>
+          <w:dstrike w:val="false"/>
+          <w:color w:val="000000"/>
+          <w:sz w:val="24"/>
+          <w:szCs w:val="28"/>
+          <w:u w:val="none"/>
+          <w:effect w:val="none"/>
+          <w:shd w:fill="FFFFFF" w:val="clear"/>
+        </w:rPr>
+        <w:t xml:space="preserve">Select </w:t>
+      </w:r>
+      <w:r>
+        <w:rPr>
+          <w:rStyle w:val="Strong"/>
+          <w:rFonts w:ascii="Arial" w:hAnsi="Arial"/>
+          <w:b/>
+          <w:strike w:val="false"/>
+          <w:dstrike w:val="false"/>
+          <w:color w:val="000000"/>
+          <w:sz w:val="24"/>
+          <w:szCs w:val="28"/>
+          <w:u w:val="none"/>
+          <w:effect w:val="none"/>
+          <w:shd w:fill="FFFFFF" w:val="clear"/>
+        </w:rPr>
+        <w:t>Disconnect Server</w:t>
+      </w:r>
+      <w:r>
+        <w:rPr>
+          <w:rFonts w:ascii="Arial" w:hAnsi="Arial"/>
+          <w:b w:val="false"/>
+          <w:strike w:val="false"/>
+          <w:dstrike w:val="false"/>
+          <w:color w:val="000000"/>
+          <w:sz w:val="24"/>
+          <w:szCs w:val="28"/>
+          <w:u w:val="none"/>
+          <w:effect w:val="none"/>
+          <w:shd w:fill="FFFFFF" w:val="clear"/>
+        </w:rPr>
+        <w:t xml:space="preserve"> if it is currently connected.</w:t>
+      </w:r>
+    </w:p>
+    <w:p>
+      <w:pPr>
+        <w:pStyle w:val="BodyText"/>
+        <w:numPr>
+          <w:ilvl w:val="0"/>
+          <w:numId w:val="3"/>
+        </w:numPr>
+        <w:pBdr/>
+        <w:tabs>
+          <w:tab w:val="clear" w:pos="709"/>
+          <w:tab w:val="left" w:pos="0" w:leader="none"/>
+        </w:tabs>
+        <w:spacing w:before="0" w:after="0"/>
+        <w:ind w:hanging="283" w:start="720" w:end="0"/>
+        <w:rPr>
+          <w:color w:val="000000"/>
+          <w:szCs w:val="28"/>
+          <w:shd w:fill="FFFFFF" w:val="clear"/>
+        </w:rPr>
+      </w:pPr>
+      <w:r>
+        <w:rPr>
+          <w:rFonts w:ascii="Arial" w:hAnsi="Arial"/>
+          <w:b w:val="false"/>
+          <w:strike w:val="false"/>
+          <w:dstrike w:val="false"/>
+          <w:color w:val="000000"/>
+          <w:sz w:val="24"/>
+          <w:szCs w:val="28"/>
+          <w:u w:val="none"/>
+          <w:effect w:val="none"/>
+          <w:shd w:fill="FFFFFF" w:val="clear"/>
+        </w:rPr>
+        <w:t xml:space="preserve">Right-click the server name again and choose </w:t>
+      </w:r>
+      <w:r>
+        <w:rPr>
+          <w:rStyle w:val="Strong"/>
+          <w:rFonts w:ascii="Arial" w:hAnsi="Arial"/>
+          <w:b/>
+          <w:strike w:val="false"/>
+          <w:dstrike w:val="false"/>
+          <w:color w:val="000000"/>
+          <w:sz w:val="24"/>
+          <w:szCs w:val="28"/>
+          <w:u w:val="none"/>
+          <w:effect w:val="none"/>
+          <w:shd w:fill="FFFFFF" w:val="clear"/>
+        </w:rPr>
+        <w:t>Properties</w:t>
+      </w:r>
+      <w:r>
+        <w:rPr>
+          <w:rFonts w:ascii="Arial" w:hAnsi="Arial"/>
+          <w:b w:val="false"/>
+          <w:strike w:val="false"/>
+          <w:dstrike w:val="false"/>
+          <w:color w:val="000000"/>
+          <w:sz w:val="24"/>
+          <w:szCs w:val="28"/>
+          <w:u w:val="none"/>
+          <w:effect w:val="none"/>
+          <w:shd w:fill="FFFFFF" w:val="clear"/>
+        </w:rPr>
+        <w:t>.</w:t>
+      </w:r>
+    </w:p>
+    <w:p>
+      <w:pPr>
+        <w:pStyle w:val="BodyText"/>
+        <w:numPr>
+          <w:ilvl w:val="0"/>
+          <w:numId w:val="4"/>
+        </w:numPr>
+        <w:pBdr/>
+        <w:tabs>
+          <w:tab w:val="clear" w:pos="709"/>
+          <w:tab w:val="left" w:pos="0" w:leader="none"/>
+        </w:tabs>
+        <w:spacing w:before="0" w:after="0"/>
+        <w:ind w:hanging="283" w:start="720" w:end="0"/>
+        <w:rPr>
+          <w:color w:val="000000"/>
+          <w:szCs w:val="28"/>
+          <w:shd w:fill="FFFFFF" w:val="clear"/>
+        </w:rPr>
+      </w:pPr>
+      <w:r>
+        <w:rPr>
+          <w:rFonts w:ascii="Arial" w:hAnsi="Arial"/>
+          <w:b w:val="false"/>
+          <w:strike w:val="false"/>
+          <w:dstrike w:val="false"/>
+          <w:color w:val="000000"/>
+          <w:sz w:val="24"/>
+          <w:szCs w:val="28"/>
+          <w:u w:val="none"/>
+          <w:effect w:val="none"/>
+          <w:shd w:fill="FFFFFF" w:val="clear"/>
+        </w:rPr>
+        <w:t xml:space="preserve">Navigate to the </w:t>
+      </w:r>
+      <w:r>
+        <w:rPr>
+          <w:rStyle w:val="Strong"/>
+          <w:rFonts w:ascii="Arial" w:hAnsi="Arial"/>
+          <w:b/>
+          <w:strike w:val="false"/>
+          <w:dstrike w:val="false"/>
+          <w:color w:val="000000"/>
+          <w:sz w:val="24"/>
+          <w:szCs w:val="28"/>
+          <w:u w:val="none"/>
+          <w:effect w:val="none"/>
+          <w:shd w:fill="FFFFFF" w:val="clear"/>
+        </w:rPr>
+        <w:t>Connection</w:t>
+      </w:r>
+      <w:r>
+        <w:rPr>
+          <w:rFonts w:ascii="Arial" w:hAnsi="Arial"/>
+          <w:b w:val="false"/>
+          <w:strike w:val="false"/>
+          <w:dstrike w:val="false"/>
+          <w:color w:val="000000"/>
+          <w:sz w:val="24"/>
+          <w:szCs w:val="28"/>
+          <w:u w:val="none"/>
+          <w:effect w:val="none"/>
+          <w:shd w:fill="FFFFFF" w:val="clear"/>
+        </w:rPr>
+        <w:t xml:space="preserve"> tab.</w:t>
+      </w:r>
+    </w:p>
+    <w:p>
+      <w:pPr>
+        <w:pStyle w:val="BodyText"/>
+        <w:numPr>
+          <w:ilvl w:val="0"/>
+          <w:numId w:val="5"/>
+        </w:numPr>
+        <w:pBdr/>
+        <w:tabs>
+          <w:tab w:val="clear" w:pos="709"/>
+          <w:tab w:val="left" w:pos="0" w:leader="none"/>
+        </w:tabs>
+        <w:spacing w:before="0" w:after="0"/>
+        <w:ind w:hanging="283" w:start="720" w:end="0"/>
+        <w:rPr>
+          <w:color w:val="000000"/>
+          <w:shd w:fill="FFFFFF" w:val="clear"/>
+        </w:rPr>
+      </w:pPr>
+      <w:r>
+        <w:rPr>
+          <w:rFonts w:ascii="Arial" w:hAnsi="Arial"/>
+          <w:b w:val="false"/>
+          <w:strike w:val="false"/>
+          <w:dstrike w:val="false"/>
+          <w:color w:val="000000"/>
+          <w:sz w:val="24"/>
+          <w:szCs w:val="28"/>
+          <w:u w:val="none"/>
+          <w:effect w:val="none"/>
+          <w:shd w:fill="FFFFFF" w:val="clear"/>
+        </w:rPr>
+        <w:t>Enter</w:t>
+      </w:r>
+      <w:r>
+        <w:rPr>
+          <w:rFonts w:ascii="Arial" w:hAnsi="Arial"/>
+          <w:b w:val="false"/>
+          <w:strike w:val="false"/>
+          <w:dstrike w:val="false"/>
+          <w:color w:val="000000"/>
+          <w:sz w:val="24"/>
+          <w:szCs w:val="28"/>
+          <w:u w:val="none"/>
+          <w:effect w:val="none"/>
+          <w:shd w:fill="FFFFFF" w:val="clear"/>
+        </w:rPr>
+        <w:t xml:space="preserve"> </w:t>
+      </w:r>
+      <w:r>
+        <w:rPr>
+          <w:rStyle w:val="Strong"/>
+          <w:rFonts w:ascii="Arial" w:hAnsi="Arial"/>
+          <w:b/>
+          <w:strike w:val="false"/>
+          <w:dstrike w:val="false"/>
+          <w:color w:val="000000"/>
+          <w:sz w:val="24"/>
+          <w:szCs w:val="28"/>
+          <w:u w:val="none"/>
+          <w:effect w:val="none"/>
+          <w:shd w:fill="FFFFFF" w:val="clear"/>
+        </w:rPr>
+        <w:t>Username</w:t>
+      </w:r>
+      <w:r>
+        <w:rPr>
+          <w:rFonts w:ascii="Arial" w:hAnsi="Arial"/>
+          <w:b w:val="false"/>
+          <w:strike w:val="false"/>
+          <w:dstrike w:val="false"/>
+          <w:color w:val="000000"/>
+          <w:sz w:val="24"/>
+          <w:szCs w:val="28"/>
+          <w:u w:val="none"/>
+          <w:effect w:val="none"/>
+          <w:shd w:fill="FFFFFF" w:val="clear"/>
+        </w:rPr>
+        <w:t xml:space="preserve"> field </w:t>
+      </w:r>
+      <w:r>
+        <w:rPr>
+          <w:rFonts w:ascii="Arial" w:hAnsi="Arial"/>
+          <w:b w:val="false"/>
+          <w:strike w:val="false"/>
+          <w:dstrike w:val="false"/>
+          <w:color w:val="000000"/>
+          <w:sz w:val="24"/>
+          <w:szCs w:val="28"/>
+          <w:u w:val="none"/>
+          <w:effect w:val="none"/>
+          <w:shd w:fill="FFFFFF" w:val="clear"/>
+        </w:rPr>
+        <w:t xml:space="preserve">and note it to set </w:t>
+      </w:r>
+      <w:r>
+        <w:rPr>
+          <w:rFonts w:ascii="Arial" w:hAnsi="Arial"/>
+          <w:b w:val="false"/>
+          <w:color w:val="001080"/>
+          <w:sz w:val="24"/>
+          <w:szCs w:val="24"/>
+          <w:shd w:fill="FFFFFF" w:val="clear"/>
+        </w:rPr>
+        <w:t xml:space="preserve">DB_USER </w:t>
+      </w:r>
+      <w:r>
+        <w:rPr>
+          <w:rFonts w:ascii="Arial" w:hAnsi="Arial"/>
+          <w:b w:val="false"/>
+          <w:color w:val="001080"/>
+          <w:sz w:val="24"/>
+          <w:szCs w:val="24"/>
+          <w:shd w:fill="FFFFFF" w:val="clear"/>
+        </w:rPr>
+        <w:t xml:space="preserve"> </w:t>
+      </w:r>
+      <w:r>
+        <w:rPr>
+          <w:rFonts w:ascii="Arial" w:hAnsi="Arial"/>
+          <w:b w:val="false"/>
+          <w:color w:val="001080"/>
+          <w:sz w:val="24"/>
+          <w:szCs w:val="24"/>
+          <w:shd w:fill="FFFFFF" w:val="clear"/>
+        </w:rPr>
+        <w:t xml:space="preserve">in </w:t>
+      </w:r>
+      <w:r>
+        <w:rPr>
+          <w:rFonts w:ascii="Arial" w:hAnsi="Arial"/>
+          <w:b w:val="false"/>
+          <w:bCs w:val="false"/>
+          <w:strike w:val="false"/>
+          <w:dstrike w:val="false"/>
+          <w:color w:val="000000"/>
+          <w:sz w:val="24"/>
+          <w:szCs w:val="24"/>
+          <w:u w:val="none"/>
+          <w:effect w:val="none"/>
+          <w:shd w:fill="FFFFFF" w:val="clear"/>
+        </w:rPr>
+        <w:t>.env file</w:t>
+      </w:r>
+    </w:p>
+    <w:p>
+      <w:pPr>
+        <w:pStyle w:val="BodyText"/>
+        <w:numPr>
+          <w:ilvl w:val="0"/>
+          <w:numId w:val="5"/>
+        </w:numPr>
+        <w:pBdr/>
+        <w:tabs>
+          <w:tab w:val="clear" w:pos="709"/>
+          <w:tab w:val="left" w:pos="0" w:leader="none"/>
+        </w:tabs>
+        <w:spacing w:before="0" w:after="0"/>
+        <w:ind w:hanging="283" w:start="720" w:end="0"/>
+        <w:rPr>
+          <w:rFonts w:ascii="Arial" w:hAnsi="Arial"/>
+          <w:b w:val="false"/>
+          <w:color w:val="000000"/>
+          <w:sz w:val="24"/>
+          <w:shd w:fill="FFFFFF" w:val="clear"/>
+        </w:rPr>
+      </w:pPr>
+      <w:r>
+        <w:rPr>
+          <w:rFonts w:ascii="Arial" w:hAnsi="Arial"/>
+          <w:b w:val="false"/>
+          <w:strike w:val="false"/>
+          <w:dstrike w:val="false"/>
+          <w:color w:val="000000"/>
+          <w:sz w:val="24"/>
+          <w:szCs w:val="28"/>
+          <w:u w:val="none"/>
+          <w:effect w:val="none"/>
+          <w:shd w:fill="FFFFFF" w:val="clear"/>
+        </w:rPr>
+        <w:t xml:space="preserve">Enter </w:t>
+      </w:r>
+      <w:r>
+        <w:rPr>
+          <w:rFonts w:ascii="Arial" w:hAnsi="Arial"/>
+          <w:b/>
+          <w:bCs/>
+          <w:strike w:val="false"/>
+          <w:dstrike w:val="false"/>
+          <w:color w:val="000000"/>
+          <w:sz w:val="24"/>
+          <w:szCs w:val="28"/>
+          <w:u w:val="none"/>
+          <w:effect w:val="none"/>
+          <w:shd w:fill="FFFFFF" w:val="clear"/>
+        </w:rPr>
+        <w:t>Password</w:t>
+      </w:r>
+      <w:r>
+        <w:rPr>
+          <w:rFonts w:ascii="Arial" w:hAnsi="Arial"/>
+          <w:b w:val="false"/>
+          <w:bCs w:val="false"/>
+          <w:strike w:val="false"/>
+          <w:dstrike w:val="false"/>
+          <w:color w:val="000000"/>
+          <w:sz w:val="24"/>
+          <w:szCs w:val="28"/>
+          <w:u w:val="none"/>
+          <w:effect w:val="none"/>
+          <w:shd w:fill="FFFFFF" w:val="clear"/>
+        </w:rPr>
+        <w:t xml:space="preserve"> field and note it to set </w:t>
+      </w:r>
+      <w:r>
+        <w:rPr>
+          <w:rFonts w:ascii="Arial" w:hAnsi="Arial"/>
+          <w:b w:val="false"/>
+          <w:color w:val="001080"/>
+          <w:sz w:val="24"/>
+          <w:szCs w:val="24"/>
+          <w:shd w:fill="FFFFFF" w:val="clear"/>
+        </w:rPr>
+        <w:t xml:space="preserve">DB_PASSWORD </w:t>
+      </w:r>
+      <w:r>
+        <w:rPr>
+          <w:rFonts w:ascii="Arial" w:hAnsi="Arial"/>
+          <w:b w:val="false"/>
+          <w:color w:val="001080"/>
+          <w:sz w:val="24"/>
+          <w:szCs w:val="24"/>
+          <w:shd w:fill="FFFFFF" w:val="clear"/>
+        </w:rPr>
+        <w:t xml:space="preserve">in </w:t>
+      </w:r>
+      <w:r>
+        <w:rPr>
+          <w:rFonts w:ascii="Arial" w:hAnsi="Arial"/>
+          <w:b w:val="false"/>
+          <w:bCs w:val="false"/>
+          <w:strike w:val="false"/>
+          <w:dstrike w:val="false"/>
+          <w:color w:val="000000"/>
+          <w:sz w:val="24"/>
+          <w:szCs w:val="24"/>
+          <w:u w:val="none"/>
+          <w:effect w:val="none"/>
+          <w:shd w:fill="FFFFFF" w:val="clear"/>
+        </w:rPr>
+        <w:t>.env file</w:t>
+      </w:r>
+    </w:p>
+    <w:p>
+      <w:pPr>
+        <w:pStyle w:val="BodyText"/>
+        <w:numPr>
+          <w:ilvl w:val="0"/>
+          <w:numId w:val="6"/>
+        </w:numPr>
+        <w:pBdr/>
+        <w:tabs>
+          <w:tab w:val="clear" w:pos="709"/>
+          <w:tab w:val="left" w:pos="0" w:leader="none"/>
+        </w:tabs>
+        <w:spacing w:before="0" w:after="0"/>
+        <w:ind w:hanging="283" w:start="720" w:end="0"/>
+        <w:rPr>
+          <w:color w:val="000000"/>
+          <w:szCs w:val="28"/>
+          <w:shd w:fill="FFFFFF" w:val="clear"/>
+        </w:rPr>
+      </w:pPr>
+      <w:r>
+        <w:rPr>
+          <w:rFonts w:ascii="Arial" w:hAnsi="Arial"/>
+          <w:b w:val="false"/>
+          <w:strike w:val="false"/>
+          <w:dstrike w:val="false"/>
+          <w:color w:val="000000"/>
+          <w:sz w:val="24"/>
+          <w:szCs w:val="28"/>
+          <w:u w:val="none"/>
+          <w:effect w:val="none"/>
+          <w:shd w:fill="FFFFFF" w:val="clear"/>
+        </w:rPr>
+        <w:t xml:space="preserve">Click </w:t>
+      </w:r>
+      <w:r>
+        <w:rPr>
+          <w:rStyle w:val="Strong"/>
+          <w:rFonts w:ascii="Arial" w:hAnsi="Arial"/>
+          <w:b/>
+          <w:strike w:val="false"/>
+          <w:dstrike w:val="false"/>
+          <w:color w:val="000000"/>
+          <w:sz w:val="24"/>
+          <w:szCs w:val="28"/>
+          <w:u w:val="none"/>
+          <w:effect w:val="none"/>
+          <w:shd w:fill="FFFFFF" w:val="clear"/>
+        </w:rPr>
+        <w:t>Save</w:t>
+      </w:r>
+      <w:r>
+        <w:rPr>
+          <w:rFonts w:ascii="Arial" w:hAnsi="Arial"/>
+          <w:b w:val="false"/>
+          <w:strike w:val="false"/>
+          <w:dstrike w:val="false"/>
+          <w:color w:val="000000"/>
+          <w:sz w:val="24"/>
+          <w:szCs w:val="28"/>
+          <w:u w:val="none"/>
+          <w:effect w:val="none"/>
+          <w:shd w:fill="FFFFFF" w:val="clear"/>
+        </w:rPr>
+        <w:t>.</w:t>
+      </w:r>
+    </w:p>
+    <w:p>
+      <w:pPr>
+        <w:pStyle w:val="BodyText"/>
+        <w:bidi w:val="0"/>
+        <w:jc w:val="start"/>
+        <w:rPr>
+          <w:rFonts w:ascii="Times New Roman" w:hAnsi="Times New Roman"/>
+          <w:sz w:val="28"/>
+          <w:szCs w:val="28"/>
+        </w:rPr>
+      </w:pPr>
+      <w:r>
+        <w:rPr>
+          <w:b w:val="false"/>
+          <w:color w:val="000000"/>
+          <w:sz w:val="28"/>
+          <w:szCs w:val="28"/>
+          <w:shd w:fill="FFFFFF" w:val="clear"/>
+        </w:rPr>
       </w:r>
     </w:p>
     <w:p>
@@ -545,6 +1220,571 @@
   <w:abstractNum w:abstractNumId="2">
     <w:lvl w:ilvl="0">
       <w:start w:val="1"/>
+      <w:numFmt w:val="bullet"/>
+      <w:lvlText w:val=""/>
+      <w:lvlJc w:val="start"/>
+      <w:pPr>
+        <w:tabs>
+          <w:tab w:val="num" w:pos="720"/>
+        </w:tabs>
+        <w:ind w:start="720" w:hanging="283"/>
+      </w:pPr>
+      <w:rPr>
+        <w:rFonts w:ascii="Symbol" w:hAnsi="Symbol" w:cs="Symbol" w:hint="default"/>
+      </w:rPr>
+    </w:lvl>
+    <w:lvl w:ilvl="1">
+      <w:start w:val="1"/>
+      <w:numFmt w:val="decimal"/>
+      <w:lvlText w:val="%2."/>
+      <w:lvlJc w:val="start"/>
+      <w:pPr>
+        <w:tabs>
+          <w:tab w:val="num" w:pos="1080"/>
+        </w:tabs>
+        <w:ind w:start="1080" w:hanging="360"/>
+      </w:pPr>
+    </w:lvl>
+    <w:lvl w:ilvl="2">
+      <w:start w:val="1"/>
+      <w:numFmt w:val="decimal"/>
+      <w:lvlText w:val="%3."/>
+      <w:lvlJc w:val="start"/>
+      <w:pPr>
+        <w:tabs>
+          <w:tab w:val="num" w:pos="1440"/>
+        </w:tabs>
+        <w:ind w:start="1440" w:hanging="360"/>
+      </w:pPr>
+    </w:lvl>
+    <w:lvl w:ilvl="3">
+      <w:start w:val="1"/>
+      <w:numFmt w:val="decimal"/>
+      <w:lvlText w:val="%4."/>
+      <w:lvlJc w:val="start"/>
+      <w:pPr>
+        <w:tabs>
+          <w:tab w:val="num" w:pos="1800"/>
+        </w:tabs>
+        <w:ind w:start="1800" w:hanging="360"/>
+      </w:pPr>
+    </w:lvl>
+    <w:lvl w:ilvl="4">
+      <w:start w:val="1"/>
+      <w:numFmt w:val="decimal"/>
+      <w:lvlText w:val="%5."/>
+      <w:lvlJc w:val="start"/>
+      <w:pPr>
+        <w:tabs>
+          <w:tab w:val="num" w:pos="2160"/>
+        </w:tabs>
+        <w:ind w:start="2160" w:hanging="360"/>
+      </w:pPr>
+    </w:lvl>
+    <w:lvl w:ilvl="5">
+      <w:start w:val="1"/>
+      <w:numFmt w:val="decimal"/>
+      <w:lvlText w:val="%6."/>
+      <w:lvlJc w:val="start"/>
+      <w:pPr>
+        <w:tabs>
+          <w:tab w:val="num" w:pos="2520"/>
+        </w:tabs>
+        <w:ind w:start="2520" w:hanging="360"/>
+      </w:pPr>
+    </w:lvl>
+    <w:lvl w:ilvl="6">
+      <w:start w:val="1"/>
+      <w:numFmt w:val="decimal"/>
+      <w:lvlText w:val="%7."/>
+      <w:lvlJc w:val="start"/>
+      <w:pPr>
+        <w:tabs>
+          <w:tab w:val="num" w:pos="2880"/>
+        </w:tabs>
+        <w:ind w:start="2880" w:hanging="360"/>
+      </w:pPr>
+    </w:lvl>
+    <w:lvl w:ilvl="7">
+      <w:start w:val="1"/>
+      <w:numFmt w:val="decimal"/>
+      <w:lvlText w:val="%8."/>
+      <w:lvlJc w:val="start"/>
+      <w:pPr>
+        <w:tabs>
+          <w:tab w:val="num" w:pos="3240"/>
+        </w:tabs>
+        <w:ind w:start="3240" w:hanging="360"/>
+      </w:pPr>
+    </w:lvl>
+    <w:lvl w:ilvl="8">
+      <w:start w:val="1"/>
+      <w:numFmt w:val="decimal"/>
+      <w:lvlText w:val="%9."/>
+      <w:lvlJc w:val="start"/>
+      <w:pPr>
+        <w:tabs>
+          <w:tab w:val="num" w:pos="3600"/>
+        </w:tabs>
+        <w:ind w:start="3600" w:hanging="360"/>
+      </w:pPr>
+    </w:lvl>
+  </w:abstractNum>
+  <w:abstractNum w:abstractNumId="3">
+    <w:lvl w:ilvl="0">
+      <w:start w:val="1"/>
+      <w:numFmt w:val="bullet"/>
+      <w:lvlText w:val=""/>
+      <w:lvlJc w:val="start"/>
+      <w:pPr>
+        <w:tabs>
+          <w:tab w:val="num" w:pos="720"/>
+        </w:tabs>
+        <w:ind w:start="720" w:hanging="283"/>
+      </w:pPr>
+      <w:rPr>
+        <w:rFonts w:ascii="Symbol" w:hAnsi="Symbol" w:cs="Symbol" w:hint="default"/>
+      </w:rPr>
+    </w:lvl>
+    <w:lvl w:ilvl="1">
+      <w:start w:val="1"/>
+      <w:numFmt w:val="decimal"/>
+      <w:lvlText w:val="%2."/>
+      <w:lvlJc w:val="start"/>
+      <w:pPr>
+        <w:tabs>
+          <w:tab w:val="num" w:pos="1080"/>
+        </w:tabs>
+        <w:ind w:start="1080" w:hanging="360"/>
+      </w:pPr>
+    </w:lvl>
+    <w:lvl w:ilvl="2">
+      <w:start w:val="1"/>
+      <w:numFmt w:val="decimal"/>
+      <w:lvlText w:val="%3."/>
+      <w:lvlJc w:val="start"/>
+      <w:pPr>
+        <w:tabs>
+          <w:tab w:val="num" w:pos="1440"/>
+        </w:tabs>
+        <w:ind w:start="1440" w:hanging="360"/>
+      </w:pPr>
+    </w:lvl>
+    <w:lvl w:ilvl="3">
+      <w:start w:val="1"/>
+      <w:numFmt w:val="decimal"/>
+      <w:lvlText w:val="%4."/>
+      <w:lvlJc w:val="start"/>
+      <w:pPr>
+        <w:tabs>
+          <w:tab w:val="num" w:pos="1800"/>
+        </w:tabs>
+        <w:ind w:start="1800" w:hanging="360"/>
+      </w:pPr>
+    </w:lvl>
+    <w:lvl w:ilvl="4">
+      <w:start w:val="1"/>
+      <w:numFmt w:val="decimal"/>
+      <w:lvlText w:val="%5."/>
+      <w:lvlJc w:val="start"/>
+      <w:pPr>
+        <w:tabs>
+          <w:tab w:val="num" w:pos="2160"/>
+        </w:tabs>
+        <w:ind w:start="2160" w:hanging="360"/>
+      </w:pPr>
+    </w:lvl>
+    <w:lvl w:ilvl="5">
+      <w:start w:val="1"/>
+      <w:numFmt w:val="decimal"/>
+      <w:lvlText w:val="%6."/>
+      <w:lvlJc w:val="start"/>
+      <w:pPr>
+        <w:tabs>
+          <w:tab w:val="num" w:pos="2520"/>
+        </w:tabs>
+        <w:ind w:start="2520" w:hanging="360"/>
+      </w:pPr>
+    </w:lvl>
+    <w:lvl w:ilvl="6">
+      <w:start w:val="1"/>
+      <w:numFmt w:val="decimal"/>
+      <w:lvlText w:val="%7."/>
+      <w:lvlJc w:val="start"/>
+      <w:pPr>
+        <w:tabs>
+          <w:tab w:val="num" w:pos="2880"/>
+        </w:tabs>
+        <w:ind w:start="2880" w:hanging="360"/>
+      </w:pPr>
+    </w:lvl>
+    <w:lvl w:ilvl="7">
+      <w:start w:val="1"/>
+      <w:numFmt w:val="decimal"/>
+      <w:lvlText w:val="%8."/>
+      <w:lvlJc w:val="start"/>
+      <w:pPr>
+        <w:tabs>
+          <w:tab w:val="num" w:pos="3240"/>
+        </w:tabs>
+        <w:ind w:start="3240" w:hanging="360"/>
+      </w:pPr>
+    </w:lvl>
+    <w:lvl w:ilvl="8">
+      <w:start w:val="1"/>
+      <w:numFmt w:val="decimal"/>
+      <w:lvlText w:val="%9."/>
+      <w:lvlJc w:val="start"/>
+      <w:pPr>
+        <w:tabs>
+          <w:tab w:val="num" w:pos="3600"/>
+        </w:tabs>
+        <w:ind w:start="3600" w:hanging="360"/>
+      </w:pPr>
+    </w:lvl>
+  </w:abstractNum>
+  <w:abstractNum w:abstractNumId="4">
+    <w:lvl w:ilvl="0">
+      <w:start w:val="1"/>
+      <w:numFmt w:val="bullet"/>
+      <w:lvlText w:val=""/>
+      <w:lvlJc w:val="start"/>
+      <w:pPr>
+        <w:tabs>
+          <w:tab w:val="num" w:pos="720"/>
+        </w:tabs>
+        <w:ind w:start="720" w:hanging="283"/>
+      </w:pPr>
+      <w:rPr>
+        <w:rFonts w:ascii="Symbol" w:hAnsi="Symbol" w:cs="Symbol" w:hint="default"/>
+      </w:rPr>
+    </w:lvl>
+    <w:lvl w:ilvl="1">
+      <w:start w:val="1"/>
+      <w:numFmt w:val="decimal"/>
+      <w:lvlText w:val="%2."/>
+      <w:lvlJc w:val="start"/>
+      <w:pPr>
+        <w:tabs>
+          <w:tab w:val="num" w:pos="1080"/>
+        </w:tabs>
+        <w:ind w:start="1080" w:hanging="360"/>
+      </w:pPr>
+    </w:lvl>
+    <w:lvl w:ilvl="2">
+      <w:start w:val="1"/>
+      <w:numFmt w:val="decimal"/>
+      <w:lvlText w:val="%3."/>
+      <w:lvlJc w:val="start"/>
+      <w:pPr>
+        <w:tabs>
+          <w:tab w:val="num" w:pos="1440"/>
+        </w:tabs>
+        <w:ind w:start="1440" w:hanging="360"/>
+      </w:pPr>
+    </w:lvl>
+    <w:lvl w:ilvl="3">
+      <w:start w:val="1"/>
+      <w:numFmt w:val="decimal"/>
+      <w:lvlText w:val="%4."/>
+      <w:lvlJc w:val="start"/>
+      <w:pPr>
+        <w:tabs>
+          <w:tab w:val="num" w:pos="1800"/>
+        </w:tabs>
+        <w:ind w:start="1800" w:hanging="360"/>
+      </w:pPr>
+    </w:lvl>
+    <w:lvl w:ilvl="4">
+      <w:start w:val="1"/>
+      <w:numFmt w:val="decimal"/>
+      <w:lvlText w:val="%5."/>
+      <w:lvlJc w:val="start"/>
+      <w:pPr>
+        <w:tabs>
+          <w:tab w:val="num" w:pos="2160"/>
+        </w:tabs>
+        <w:ind w:start="2160" w:hanging="360"/>
+      </w:pPr>
+    </w:lvl>
+    <w:lvl w:ilvl="5">
+      <w:start w:val="1"/>
+      <w:numFmt w:val="decimal"/>
+      <w:lvlText w:val="%6."/>
+      <w:lvlJc w:val="start"/>
+      <w:pPr>
+        <w:tabs>
+          <w:tab w:val="num" w:pos="2520"/>
+        </w:tabs>
+        <w:ind w:start="2520" w:hanging="360"/>
+      </w:pPr>
+    </w:lvl>
+    <w:lvl w:ilvl="6">
+      <w:start w:val="1"/>
+      <w:numFmt w:val="decimal"/>
+      <w:lvlText w:val="%7."/>
+      <w:lvlJc w:val="start"/>
+      <w:pPr>
+        <w:tabs>
+          <w:tab w:val="num" w:pos="2880"/>
+        </w:tabs>
+        <w:ind w:start="2880" w:hanging="360"/>
+      </w:pPr>
+    </w:lvl>
+    <w:lvl w:ilvl="7">
+      <w:start w:val="1"/>
+      <w:numFmt w:val="decimal"/>
+      <w:lvlText w:val="%8."/>
+      <w:lvlJc w:val="start"/>
+      <w:pPr>
+        <w:tabs>
+          <w:tab w:val="num" w:pos="3240"/>
+        </w:tabs>
+        <w:ind w:start="3240" w:hanging="360"/>
+      </w:pPr>
+    </w:lvl>
+    <w:lvl w:ilvl="8">
+      <w:start w:val="1"/>
+      <w:numFmt w:val="decimal"/>
+      <w:lvlText w:val="%9."/>
+      <w:lvlJc w:val="start"/>
+      <w:pPr>
+        <w:tabs>
+          <w:tab w:val="num" w:pos="3600"/>
+        </w:tabs>
+        <w:ind w:start="3600" w:hanging="360"/>
+      </w:pPr>
+    </w:lvl>
+  </w:abstractNum>
+  <w:abstractNum w:abstractNumId="5">
+    <w:lvl w:ilvl="0">
+      <w:start w:val="1"/>
+      <w:numFmt w:val="bullet"/>
+      <w:lvlText w:val=""/>
+      <w:lvlJc w:val="start"/>
+      <w:pPr>
+        <w:tabs>
+          <w:tab w:val="num" w:pos="720"/>
+        </w:tabs>
+        <w:ind w:start="720" w:hanging="283"/>
+      </w:pPr>
+      <w:rPr>
+        <w:rFonts w:ascii="Symbol" w:hAnsi="Symbol" w:cs="Symbol" w:hint="default"/>
+      </w:rPr>
+    </w:lvl>
+    <w:lvl w:ilvl="1">
+      <w:start w:val="1"/>
+      <w:numFmt w:val="decimal"/>
+      <w:lvlText w:val="%2."/>
+      <w:lvlJc w:val="start"/>
+      <w:pPr>
+        <w:tabs>
+          <w:tab w:val="num" w:pos="1080"/>
+        </w:tabs>
+        <w:ind w:start="1080" w:hanging="360"/>
+      </w:pPr>
+    </w:lvl>
+    <w:lvl w:ilvl="2">
+      <w:start w:val="1"/>
+      <w:numFmt w:val="decimal"/>
+      <w:lvlText w:val="%3."/>
+      <w:lvlJc w:val="start"/>
+      <w:pPr>
+        <w:tabs>
+          <w:tab w:val="num" w:pos="1440"/>
+        </w:tabs>
+        <w:ind w:start="1440" w:hanging="360"/>
+      </w:pPr>
+    </w:lvl>
+    <w:lvl w:ilvl="3">
+      <w:start w:val="1"/>
+      <w:numFmt w:val="decimal"/>
+      <w:lvlText w:val="%4."/>
+      <w:lvlJc w:val="start"/>
+      <w:pPr>
+        <w:tabs>
+          <w:tab w:val="num" w:pos="1800"/>
+        </w:tabs>
+        <w:ind w:start="1800" w:hanging="360"/>
+      </w:pPr>
+    </w:lvl>
+    <w:lvl w:ilvl="4">
+      <w:start w:val="1"/>
+      <w:numFmt w:val="decimal"/>
+      <w:lvlText w:val="%5."/>
+      <w:lvlJc w:val="start"/>
+      <w:pPr>
+        <w:tabs>
+          <w:tab w:val="num" w:pos="2160"/>
+        </w:tabs>
+        <w:ind w:start="2160" w:hanging="360"/>
+      </w:pPr>
+    </w:lvl>
+    <w:lvl w:ilvl="5">
+      <w:start w:val="1"/>
+      <w:numFmt w:val="decimal"/>
+      <w:lvlText w:val="%6."/>
+      <w:lvlJc w:val="start"/>
+      <w:pPr>
+        <w:tabs>
+          <w:tab w:val="num" w:pos="2520"/>
+        </w:tabs>
+        <w:ind w:start="2520" w:hanging="360"/>
+      </w:pPr>
+    </w:lvl>
+    <w:lvl w:ilvl="6">
+      <w:start w:val="1"/>
+      <w:numFmt w:val="decimal"/>
+      <w:lvlText w:val="%7."/>
+      <w:lvlJc w:val="start"/>
+      <w:pPr>
+        <w:tabs>
+          <w:tab w:val="num" w:pos="2880"/>
+        </w:tabs>
+        <w:ind w:start="2880" w:hanging="360"/>
+      </w:pPr>
+    </w:lvl>
+    <w:lvl w:ilvl="7">
+      <w:start w:val="1"/>
+      <w:numFmt w:val="decimal"/>
+      <w:lvlText w:val="%8."/>
+      <w:lvlJc w:val="start"/>
+      <w:pPr>
+        <w:tabs>
+          <w:tab w:val="num" w:pos="3240"/>
+        </w:tabs>
+        <w:ind w:start="3240" w:hanging="360"/>
+      </w:pPr>
+    </w:lvl>
+    <w:lvl w:ilvl="8">
+      <w:start w:val="1"/>
+      <w:numFmt w:val="decimal"/>
+      <w:lvlText w:val="%9."/>
+      <w:lvlJc w:val="start"/>
+      <w:pPr>
+        <w:tabs>
+          <w:tab w:val="num" w:pos="3600"/>
+        </w:tabs>
+        <w:ind w:start="3600" w:hanging="360"/>
+      </w:pPr>
+    </w:lvl>
+  </w:abstractNum>
+  <w:abstractNum w:abstractNumId="6">
+    <w:lvl w:ilvl="0">
+      <w:start w:val="1"/>
+      <w:numFmt w:val="bullet"/>
+      <w:lvlText w:val=""/>
+      <w:lvlJc w:val="start"/>
+      <w:pPr>
+        <w:tabs>
+          <w:tab w:val="num" w:pos="720"/>
+        </w:tabs>
+        <w:ind w:start="720" w:hanging="283"/>
+      </w:pPr>
+      <w:rPr>
+        <w:rFonts w:ascii="Symbol" w:hAnsi="Symbol" w:cs="Symbol" w:hint="default"/>
+      </w:rPr>
+    </w:lvl>
+    <w:lvl w:ilvl="1">
+      <w:start w:val="1"/>
+      <w:numFmt w:val="decimal"/>
+      <w:lvlText w:val="%2."/>
+      <w:lvlJc w:val="start"/>
+      <w:pPr>
+        <w:tabs>
+          <w:tab w:val="num" w:pos="1080"/>
+        </w:tabs>
+        <w:ind w:start="1080" w:hanging="360"/>
+      </w:pPr>
+    </w:lvl>
+    <w:lvl w:ilvl="2">
+      <w:start w:val="1"/>
+      <w:numFmt w:val="decimal"/>
+      <w:lvlText w:val="%3."/>
+      <w:lvlJc w:val="start"/>
+      <w:pPr>
+        <w:tabs>
+          <w:tab w:val="num" w:pos="1440"/>
+        </w:tabs>
+        <w:ind w:start="1440" w:hanging="360"/>
+      </w:pPr>
+    </w:lvl>
+    <w:lvl w:ilvl="3">
+      <w:start w:val="1"/>
+      <w:numFmt w:val="decimal"/>
+      <w:lvlText w:val="%4."/>
+      <w:lvlJc w:val="start"/>
+      <w:pPr>
+        <w:tabs>
+          <w:tab w:val="num" w:pos="1800"/>
+        </w:tabs>
+        <w:ind w:start="1800" w:hanging="360"/>
+      </w:pPr>
+    </w:lvl>
+    <w:lvl w:ilvl="4">
+      <w:start w:val="1"/>
+      <w:numFmt w:val="decimal"/>
+      <w:lvlText w:val="%5."/>
+      <w:lvlJc w:val="start"/>
+      <w:pPr>
+        <w:tabs>
+          <w:tab w:val="num" w:pos="2160"/>
+        </w:tabs>
+        <w:ind w:start="2160" w:hanging="360"/>
+      </w:pPr>
+    </w:lvl>
+    <w:lvl w:ilvl="5">
+      <w:start w:val="1"/>
+      <w:numFmt w:val="decimal"/>
+      <w:lvlText w:val="%6."/>
+      <w:lvlJc w:val="start"/>
+      <w:pPr>
+        <w:tabs>
+          <w:tab w:val="num" w:pos="2520"/>
+        </w:tabs>
+        <w:ind w:start="2520" w:hanging="360"/>
+      </w:pPr>
+    </w:lvl>
+    <w:lvl w:ilvl="6">
+      <w:start w:val="1"/>
+      <w:numFmt w:val="decimal"/>
+      <w:lvlText w:val="%7."/>
+      <w:lvlJc w:val="start"/>
+      <w:pPr>
+        <w:tabs>
+          <w:tab w:val="num" w:pos="2880"/>
+        </w:tabs>
+        <w:ind w:start="2880" w:hanging="360"/>
+      </w:pPr>
+    </w:lvl>
+    <w:lvl w:ilvl="7">
+      <w:start w:val="1"/>
+      <w:numFmt w:val="decimal"/>
+      <w:lvlText w:val="%8."/>
+      <w:lvlJc w:val="start"/>
+      <w:pPr>
+        <w:tabs>
+          <w:tab w:val="num" w:pos="3240"/>
+        </w:tabs>
+        <w:ind w:start="3240" w:hanging="360"/>
+      </w:pPr>
+    </w:lvl>
+    <w:lvl w:ilvl="8">
+      <w:start w:val="1"/>
+      <w:numFmt w:val="decimal"/>
+      <w:lvlText w:val="%9."/>
+      <w:lvlJc w:val="start"/>
+      <w:pPr>
+        <w:tabs>
+          <w:tab w:val="num" w:pos="3600"/>
+        </w:tabs>
+        <w:ind w:start="3600" w:hanging="360"/>
+      </w:pPr>
+    </w:lvl>
+  </w:abstractNum>
+  <w:abstractNum w:abstractNumId="7">
+    <w:lvl w:ilvl="0">
+      <w:start w:val="1"/>
       <w:numFmt w:val="none"/>
       <w:suff w:val="nothing"/>
       <w:lvlText w:val=""/>
@@ -666,6 +1906,21 @@
   </w:num>
   <w:num w:numId="2">
     <w:abstractNumId w:val="2"/>
+  </w:num>
+  <w:num w:numId="3">
+    <w:abstractNumId w:val="3"/>
+  </w:num>
+  <w:num w:numId="4">
+    <w:abstractNumId w:val="4"/>
+  </w:num>
+  <w:num w:numId="5">
+    <w:abstractNumId w:val="5"/>
+  </w:num>
+  <w:num w:numId="6">
+    <w:abstractNumId w:val="6"/>
+  </w:num>
+  <w:num w:numId="7">
+    <w:abstractNumId w:val="7"/>
   </w:num>
 </w:numbering>
 </file>
@@ -753,6 +2008,21 @@
     <w:rPr>
       <w:color w:val="000080"/>
       <w:u w:val="single"/>
+    </w:rPr>
+  </w:style>
+  <w:style w:type="character" w:styleId="Bullets">
+    <w:name w:val="Bullets"/>
+    <w:qFormat/>
+    <w:rPr>
+      <w:rFonts w:ascii="OpenSymbol" w:hAnsi="OpenSymbol" w:eastAsia="OpenSymbol" w:cs="OpenSymbol"/>
+    </w:rPr>
+  </w:style>
+  <w:style w:type="character" w:styleId="Strong">
+    <w:name w:val="Strong"/>
+    <w:qFormat/>
+    <w:rPr>
+      <w:b/>
+      <w:bCs/>
     </w:rPr>
   </w:style>
   <w:style w:type="paragraph" w:styleId="Heading">

--- a/docs/installation/Install-PostgreSQL-as-service.docx
+++ b/docs/installation/Install-PostgreSQL-as-service.docx
@@ -243,91 +243,7 @@
           <w:effect w:val="none"/>
           <w:shd w:fill="FFFFFF" w:val="clear"/>
         </w:rPr>
-        <w:t xml:space="preserve">pgAdmin 4 </w:t>
-      </w:r>
-      <w:r>
-        <w:rPr>
-          <w:b w:val="false"/>
-          <w:strike w:val="false"/>
-          <w:dstrike w:val="false"/>
-          <w:color w:val="000000"/>
-          <w:sz w:val="28"/>
-          <w:szCs w:val="28"/>
-          <w:u w:val="none"/>
-          <w:effect w:val="none"/>
-          <w:shd w:fill="FFFFFF" w:val="clear"/>
-        </w:rPr>
-        <w:t>GUI</w:t>
-      </w:r>
-      <w:r>
-        <w:rPr>
-          <w:b w:val="false"/>
-          <w:strike w:val="false"/>
-          <w:dstrike w:val="false"/>
-          <w:color w:val="000000"/>
-          <w:sz w:val="28"/>
-          <w:szCs w:val="28"/>
-          <w:u w:val="none"/>
-          <w:effect w:val="none"/>
-          <w:shd w:fill="FFFFFF" w:val="clear"/>
-        </w:rPr>
-        <w:t xml:space="preserve"> connects to the database </w:t>
-      </w:r>
-      <w:r>
-        <w:rPr>
-          <w:b w:val="false"/>
-          <w:strike w:val="false"/>
-          <w:dstrike w:val="false"/>
-          <w:color w:val="000000"/>
-          <w:sz w:val="28"/>
-          <w:szCs w:val="28"/>
-          <w:u w:val="none"/>
-          <w:effect w:val="none"/>
-          <w:shd w:fill="FFFFFF" w:val="clear"/>
-        </w:rPr>
-        <w:t xml:space="preserve">server </w:t>
-      </w:r>
-      <w:r>
-        <w:rPr>
-          <w:b w:val="false"/>
-          <w:strike w:val="false"/>
-          <w:dstrike w:val="false"/>
-          <w:color w:val="000000"/>
-          <w:sz w:val="28"/>
-          <w:szCs w:val="28"/>
-          <w:u w:val="none"/>
-          <w:effect w:val="none"/>
-          <w:shd w:fill="FFFFFF" w:val="clear"/>
-        </w:rPr>
-        <w:t>with the superuser</w:t>
-      </w:r>
-      <w:r>
-        <w:rPr>
-          <w:b w:val="false"/>
-          <w:strike w:val="false"/>
-          <w:dstrike w:val="false"/>
-          <w:color w:val="000000"/>
-          <w:sz w:val="28"/>
-          <w:szCs w:val="28"/>
-          <w:u w:val="none"/>
-          <w:effect w:val="none"/>
-          <w:shd w:fill="FFFFFF" w:val="clear"/>
-        </w:rPr>
-        <w:t xml:space="preserve"> account</w:t>
-      </w:r>
-      <w:r>
-        <w:rPr>
-          <w:b w:val="false"/>
-          <w:strike w:val="false"/>
-          <w:dstrike w:val="false"/>
-          <w:color w:val="000000"/>
-          <w:sz w:val="28"/>
-          <w:szCs w:val="28"/>
-          <w:u w:val="none"/>
-          <w:effect w:val="none"/>
-          <w:shd w:fill="FFFFFF" w:val="clear"/>
-        </w:rPr>
-        <w:t xml:space="preserve">. (Note: the superuser account is not used by the Disclosure Pilot AI application.)  </w:t>
+        <w:t xml:space="preserve">pgAdmin 4 GUI connects to the database server with the superuser account. (Note: the superuser account is not used by the Disclosure Pilot AI application.)  </w:t>
       </w:r>
     </w:p>
     <w:p>
@@ -437,23 +353,7 @@
           <w:b/>
           <w:sz w:val="24"/>
         </w:rPr>
-        <w:t xml:space="preserve">Step 1: Create the Login/Group Role (for </w:t>
-      </w:r>
-      <w:r>
-        <w:rPr>
-          <w:rFonts w:ascii="Times New Roman" w:hAnsi="Times New Roman"/>
-          <w:b/>
-          <w:sz w:val="24"/>
-        </w:rPr>
-        <w:t>application</w:t>
-      </w:r>
-      <w:r>
-        <w:rPr>
-          <w:rFonts w:ascii="Times New Roman" w:hAnsi="Times New Roman"/>
-          <w:b/>
-          <w:sz w:val="24"/>
-        </w:rPr>
-        <w:t xml:space="preserve"> Connection User)</w:t>
+        <w:t>Create the Login/Group Role (for application Connection User)</w:t>
       </w:r>
     </w:p>
     <w:p>
@@ -736,23 +636,76 @@
           <w:tab w:val="left" w:pos="709" w:leader="none"/>
         </w:tabs>
         <w:bidi w:val="0"/>
+        <w:spacing w:before="0" w:after="0"/>
         <w:ind w:hanging="283" w:start="709" w:end="0"/>
         <w:jc w:val="start"/>
-        <w:rPr/>
-      </w:pPr>
-      <w:r>
-        <w:rPr/>
-        <w:t xml:space="preserve">Click </w:t>
-      </w:r>
-      <w:r>
-        <w:rPr>
-          <w:b/>
-        </w:rPr>
-        <w:t>Save</w:t>
-      </w:r>
-      <w:r>
-        <w:rPr/>
-        <w:t>.</w:t>
+        <w:rPr>
+          <w:b w:val="false"/>
+          <w:bCs w:val="false"/>
+        </w:rPr>
+      </w:pPr>
+      <w:r>
+        <w:rPr>
+          <w:b w:val="false"/>
+          <w:bCs w:val="false"/>
+        </w:rPr>
+        <w:t xml:space="preserve">Go to the </w:t>
+      </w:r>
+      <w:r>
+        <w:rPr>
+          <w:b/>
+          <w:bCs/>
+        </w:rPr>
+        <w:t>Membership</w:t>
+      </w:r>
+      <w:r>
+        <w:rPr>
+          <w:b w:val="false"/>
+          <w:bCs w:val="false"/>
+        </w:rPr>
+        <w:t xml:space="preserve"> tab. Under User/Role, select “</w:t>
+      </w:r>
+      <w:r>
+        <w:rPr>
+          <w:b/>
+          <w:bCs/>
+        </w:rPr>
+        <w:t>pg_read_all_data</w:t>
+      </w:r>
+      <w:r>
+        <w:rPr>
+          <w:b w:val="false"/>
+          <w:bCs w:val="false"/>
+        </w:rPr>
+        <w:t xml:space="preserve">”, check </w:t>
+      </w:r>
+      <w:r>
+        <w:rPr>
+          <w:b/>
+          <w:bCs/>
+        </w:rPr>
+        <w:t>With Inherit</w:t>
+      </w:r>
+      <w:r>
+        <w:rPr>
+          <w:b w:val="false"/>
+          <w:bCs w:val="false"/>
+        </w:rPr>
+        <w:t xml:space="preserve">, and </w:t>
+      </w:r>
+      <w:r>
+        <w:rPr>
+          <w:b/>
+          <w:bCs/>
+        </w:rPr>
+        <w:t>With Set</w:t>
+      </w:r>
+      <w:r>
+        <w:rPr>
+          <w:b w:val="false"/>
+          <w:bCs w:val="false"/>
+        </w:rPr>
+        <w:t>. Leave “With Admin” unchecked.</w:t>
       </w:r>
     </w:p>
     <w:p>
@@ -772,57 +725,17 @@
       </w:pPr>
       <w:r>
         <w:rPr/>
-      </w:r>
-    </w:p>
-    <w:p>
-      <w:pPr>
-        <w:pStyle w:val="Heading2"/>
-        <w:bidi w:val="0"/>
-        <w:ind w:hanging="0" w:start="0" w:end="0"/>
-        <w:jc w:val="start"/>
-        <w:rPr>
-          <w:rFonts w:ascii="Times New Roman" w:hAnsi="Times New Roman"/>
-          <w:b/>
-          <w:sz w:val="24"/>
-        </w:rPr>
-      </w:pPr>
-      <w:r>
-        <w:rPr>
-          <w:rFonts w:ascii="Times New Roman" w:hAnsi="Times New Roman"/>
-          <w:b/>
-          <w:sz w:val="24"/>
-        </w:rPr>
-        <w:t>Step 2: Grant Permissions to the Database</w:t>
-      </w:r>
-    </w:p>
-    <w:p>
-      <w:pPr>
-        <w:pStyle w:val="BodyText"/>
-        <w:bidi w:val="0"/>
-        <w:spacing w:before="240" w:after="240"/>
-        <w:ind w:hanging="0" w:start="240" w:end="240"/>
-        <w:jc w:val="start"/>
-        <w:rPr>
-          <w:b w:val="false"/>
-        </w:rPr>
-      </w:pPr>
-      <w:r>
-        <w:rPr>
-          <w:b w:val="false"/>
-        </w:rPr>
-        <w:t xml:space="preserve">The cleanest way to give your new user full access to a specific database (without making them a superuser) is to make them the </w:t>
-      </w:r>
-      <w:r>
-        <w:rPr>
-          <w:b/>
-        </w:rPr>
-        <w:t>owner</w:t>
-      </w:r>
-      <w:r>
-        <w:rPr>
-          <w:b w:val="false"/>
-        </w:rPr>
-        <w:t xml:space="preserve"> of that database.</w:t>
+        <w:t xml:space="preserve">Click </w:t>
+      </w:r>
+      <w:r>
+        <w:rPr>
+          <w:b/>
+        </w:rPr>
+        <w:t>Save</w:t>
+      </w:r>
+      <w:r>
+        <w:rPr/>
+        <w:t>.</w:t>
       </w:r>
     </w:p>
     <w:p>
@@ -830,30 +743,22 @@
         <w:pStyle w:val="BodyText"/>
         <w:numPr>
           <w:ilvl w:val="0"/>
-          <w:numId w:val="2"/>
+          <w:numId w:val="1"/>
         </w:numPr>
         <w:tabs>
           <w:tab w:val="left" w:pos="709" w:leader="none"/>
         </w:tabs>
         <w:bidi w:val="0"/>
-        <w:spacing w:before="0" w:after="0"/>
         <w:ind w:hanging="283" w:start="709" w:end="0"/>
         <w:jc w:val="start"/>
-        <w:rPr/>
-      </w:pPr>
-      <w:r>
-        <w:rPr/>
-        <w:t xml:space="preserve">In the Browser tree, expand </w:t>
-      </w:r>
-      <w:r>
-        <w:rPr>
-          <w:b/>
-        </w:rPr>
-        <w:t>Databases</w:t>
-      </w:r>
-      <w:r>
-        <w:rPr/>
-        <w:t>.</w:t>
+        <w:rPr>
+          <w:rFonts w:ascii="Times New Roman" w:hAnsi="Times New Roman"/>
+          <w:b/>
+          <w:sz w:val="24"/>
+        </w:rPr>
+      </w:pPr>
+      <w:r>
+        <w:rPr/>
       </w:r>
     </w:p>
     <w:p>
@@ -861,162 +766,13 @@
         <w:pStyle w:val="BodyText"/>
         <w:numPr>
           <w:ilvl w:val="0"/>
-          <w:numId w:val="2"/>
+          <w:numId w:val="0"/>
         </w:numPr>
         <w:tabs>
           <w:tab w:val="left" w:pos="709" w:leader="none"/>
         </w:tabs>
         <w:bidi w:val="0"/>
-        <w:spacing w:before="0" w:after="0"/>
-        <w:ind w:hanging="283" w:start="709" w:end="0"/>
-        <w:jc w:val="start"/>
-        <w:rPr/>
-      </w:pPr>
-      <w:r>
-        <w:rPr/>
-        <w:t>Right-click the database (</w:t>
-      </w:r>
-      <w:r>
-        <w:rPr>
-          <w:b/>
-          <w:bCs/>
-        </w:rPr>
-        <w:t>postgres</w:t>
-      </w:r>
-      <w:r>
-        <w:rPr/>
-        <w:t xml:space="preserve">) </w:t>
-      </w:r>
-      <w:r>
-        <w:rPr/>
-        <w:t>that the</w:t>
-      </w:r>
-      <w:r>
-        <w:rPr/>
-        <w:t xml:space="preserve"> </w:t>
-      </w:r>
-      <w:r>
-        <w:rPr>
-          <w:b w:val="false"/>
-          <w:bCs w:val="false"/>
-          <w:sz w:val="24"/>
-        </w:rPr>
-        <w:t>application</w:t>
-      </w:r>
-      <w:r>
-        <w:rPr/>
-        <w:t xml:space="preserve"> will connect to, and select </w:t>
-      </w:r>
-      <w:r>
-        <w:rPr>
-          <w:b/>
-        </w:rPr>
-        <w:t>Properties...</w:t>
-      </w:r>
-    </w:p>
-    <w:p>
-      <w:pPr>
-        <w:pStyle w:val="BodyText"/>
-        <w:numPr>
-          <w:ilvl w:val="0"/>
-          <w:numId w:val="2"/>
-        </w:numPr>
-        <w:tabs>
-          <w:tab w:val="left" w:pos="709" w:leader="none"/>
-        </w:tabs>
-        <w:bidi w:val="0"/>
-        <w:spacing w:before="0" w:after="0"/>
-        <w:ind w:hanging="283" w:start="709" w:end="0"/>
-        <w:jc w:val="start"/>
-        <w:rPr/>
-      </w:pPr>
-      <w:r>
-        <w:rPr/>
-        <w:t xml:space="preserve">In the </w:t>
-      </w:r>
-      <w:r>
-        <w:rPr>
-          <w:b/>
-        </w:rPr>
-        <w:t>General</w:t>
-      </w:r>
-      <w:r>
-        <w:rPr/>
-        <w:t xml:space="preserve"> tab, look for the </w:t>
-      </w:r>
-      <w:r>
-        <w:rPr>
-          <w:b/>
-        </w:rPr>
-        <w:t>Owner</w:t>
-      </w:r>
-      <w:r>
-        <w:rPr/>
-        <w:t xml:space="preserve"> dropdown.</w:t>
-      </w:r>
-    </w:p>
-    <w:p>
-      <w:pPr>
-        <w:pStyle w:val="BodyText"/>
-        <w:numPr>
-          <w:ilvl w:val="0"/>
-          <w:numId w:val="2"/>
-        </w:numPr>
-        <w:tabs>
-          <w:tab w:val="left" w:pos="709" w:leader="none"/>
-        </w:tabs>
-        <w:bidi w:val="0"/>
-        <w:spacing w:before="0" w:after="0"/>
-        <w:ind w:hanging="283" w:start="709" w:end="0"/>
-        <w:rPr/>
-      </w:pPr>
-      <w:r>
-        <w:rPr/>
-        <w:t>Select your newly created user (connect_only) from the list.</w:t>
-      </w:r>
-    </w:p>
-    <w:p>
-      <w:pPr>
-        <w:pStyle w:val="BodyText"/>
-        <w:numPr>
-          <w:ilvl w:val="0"/>
-          <w:numId w:val="2"/>
-        </w:numPr>
-        <w:tabs>
-          <w:tab w:val="left" w:pos="709" w:leader="none"/>
-        </w:tabs>
-        <w:bidi w:val="0"/>
-        <w:ind w:hanging="283" w:start="709" w:end="0"/>
-        <w:jc w:val="start"/>
-        <w:rPr/>
-      </w:pPr>
-      <w:r>
-        <w:rPr/>
-        <w:t xml:space="preserve">Click </w:t>
-      </w:r>
-      <w:r>
-        <w:rPr>
-          <w:b/>
-        </w:rPr>
-        <w:t>Save</w:t>
-      </w:r>
-      <w:r>
-        <w:rPr/>
-        <w:t>.</w:t>
-      </w:r>
-    </w:p>
-    <w:p>
-      <w:pPr>
-        <w:pStyle w:val="BodyText"/>
-        <w:numPr>
-          <w:ilvl w:val="0"/>
-          <w:numId w:val="2"/>
-        </w:numPr>
-        <w:tabs>
-          <w:tab w:val="left" w:pos="709" w:leader="none"/>
-        </w:tabs>
-        <w:bidi w:val="0"/>
-        <w:ind w:hanging="283" w:start="709" w:end="0"/>
+        <w:ind w:hanging="0" w:start="426" w:end="0"/>
         <w:jc w:val="start"/>
         <w:rPr/>
       </w:pPr>
@@ -1574,7 +1330,7 @@
     <w:pPr>
       <w:widowControl/>
       <w:suppressAutoHyphens w:val="true"/>
-      <w:overflowPunct w:val="true"/>
+      <w:overflowPunct w:val="false"/>
       <w:bidi w:val="0"/>
       <w:spacing w:before="0" w:after="0"/>
       <w:jc w:val="start"/>
@@ -1652,8 +1408,8 @@
       <w:u w:val="single"/>
     </w:rPr>
   </w:style>
-  <w:style w:type="character" w:styleId="Bulletsuser">
-    <w:name w:val="Bullets (user)"/>
+  <w:style w:type="character" w:styleId="Bullets">
+    <w:name w:val="Bullets"/>
     <w:qFormat/>
     <w:rPr>
       <w:rFonts w:ascii="OpenSymbol" w:hAnsi="OpenSymbol" w:eastAsia="OpenSymbol" w:cs="OpenSymbol"/>
